--- a/api/templates/Letter - Draft estate planning documents - Individual (Clio).docx
+++ b/api/templates/Letter - Draft estate planning documents - Individual (Clio).docx
@@ -18,9 +18,7 @@
         <w:pStyle w:val="NormalText"/>
       </w:pPr>
       <w:r>
-        <w:rPr>
-          <w:highlight w:val="magenta"/>
-        </w:rPr>
+        <w:rPr/>
         <w:t>#to be inserted onto your letterhead</w:t>
       </w:r>
     </w:p>
@@ -155,23 +153,17 @@
         <w:t xml:space="preserve">Dear </w:t>
       </w:r>
       <w:r>
-        <w:rPr>
-          <w:highlight w:val="yellow"/>
-        </w:rPr>
+        <w:rPr/>
         <w:t xml:space="preserve">&lt;&lt; </w:t>
       </w:r>
       <w:proofErr w:type="spellStart"/>
       <w:r>
-        <w:rPr>
-          <w:highlight w:val="yellow"/>
-        </w:rPr>
+        <w:rPr/>
         <w:t>Matter.Client.FirstName</w:t>
       </w:r>
       <w:proofErr w:type="spellEnd"/>
       <w:r>
-        <w:rPr>
-          <w:highlight w:val="yellow"/>
-        </w:rPr>
+        <w:rPr/>
         <w:t xml:space="preserve"> &gt;&gt;</w:t>
       </w:r>
       <w:r>
@@ -186,23 +178,17 @@
         <w:t xml:space="preserve">Re: </w:t>
       </w:r>
       <w:r>
-        <w:rPr>
-          <w:highlight w:val="yellow"/>
-        </w:rPr>
+        <w:rPr/>
         <w:t xml:space="preserve">&lt;&lt; </w:t>
       </w:r>
       <w:proofErr w:type="spellStart"/>
       <w:r>
-        <w:rPr>
-          <w:highlight w:val="yellow"/>
-        </w:rPr>
+        <w:rPr/>
         <w:t>Matter.Description</w:t>
       </w:r>
       <w:proofErr w:type="spellEnd"/>
       <w:r>
-        <w:rPr>
-          <w:highlight w:val="yellow"/>
-        </w:rPr>
+        <w:rPr/>
         <w:t xml:space="preserve"> &gt;&gt;</w:t>
       </w:r>
       <w:r>
@@ -260,9 +246,7 @@
         <w:pStyle w:val="ListNumberLevel2"/>
       </w:pPr>
       <w:r>
-        <w:rPr>
-          <w:highlight w:val="cyan"/>
-        </w:rPr>
+        <w:rPr/>
         <w:t>#include if applicable</w:t>
       </w:r>
       <w:r>
@@ -274,9 +258,7 @@
         <w:pStyle w:val="ListNumberLevel2"/>
       </w:pPr>
       <w:r>
-        <w:rPr>
-          <w:highlight w:val="cyan"/>
-        </w:rPr>
+        <w:rPr/>
         <w:t>#include if applicable</w:t>
       </w:r>
       <w:r>
@@ -493,9 +475,7 @@
         <w:pStyle w:val="NormalText"/>
       </w:pPr>
       <w:r>
-        <w:rPr>
-          <w:highlight w:val="cyan"/>
-        </w:rPr>
+        <w:rPr/>
         <w:t>#use if signing meeting needs to be scheduled</w:t>
       </w:r>
       <w:r>
@@ -521,9 +501,7 @@
         <w:pStyle w:val="NormalText"/>
       </w:pPr>
       <w:r>
-        <w:rPr>
-          <w:highlight w:val="cyan"/>
-        </w:rPr>
+        <w:rPr/>
         <w:t>#Use if signing meeting has been scheduled</w:t>
       </w:r>
       <w:r>
@@ -538,9 +516,7 @@
         <w:t xml:space="preserve">We look forward to our meeting on </w:t>
       </w:r>
       <w:r>
-        <w:rPr>
-          <w:highlight w:val="cyan"/>
-        </w:rPr>
+        <w:rPr/>
         <w:t>[insert details of date, time and location].</w:t>
       </w:r>
     </w:p>
@@ -549,9 +525,7 @@
         <w:pStyle w:val="ListNumberLevel1"/>
       </w:pPr>
       <w:r>
-        <w:rPr>
-          <w:highlight w:val="cyan"/>
-        </w:rPr>
+        <w:rPr/>
         <w:t>[#include if meeting is at client’s home]</w:t>
       </w:r>
       <w:r>
@@ -610,9 +584,7 @@
         <w:pStyle w:val="NormalText"/>
       </w:pPr>
       <w:r>
-        <w:rPr>
-          <w:highlight w:val="yellow"/>
-        </w:rPr>
+        <w:rPr/>
         <w:t>#Review and remove any which we have received notice of from the client</w:t>
       </w:r>
     </w:p>
@@ -697,9 +669,7 @@
         <w:pStyle w:val="ListNumberLevel2"/>
       </w:pPr>
       <w:r>
-        <w:rPr>
-          <w:highlight w:val="cyan"/>
-        </w:rPr>
+        <w:rPr/>
         <w:t>#include where adult children</w:t>
       </w:r>
       <w:r>
@@ -878,35 +848,30 @@
       <w:r>
         <w:rPr>
           <w:rStyle w:val="NormalTextChar"/>
-          <w:highlight w:val="cyan"/>
         </w:rPr>
         <w:t>#</w:t>
       </w:r>
       <w:r>
         <w:rPr>
           <w:rStyle w:val="NormalTextChar"/>
-          <w:highlight w:val="cyan"/>
         </w:rPr>
         <w:t>include if</w:t>
       </w:r>
       <w:r>
         <w:rPr>
           <w:rStyle w:val="NormalTextChar"/>
-          <w:highlight w:val="cyan"/>
         </w:rPr>
         <w:t xml:space="preserve"> TT</w:t>
       </w:r>
       <w:r>
         <w:rPr>
           <w:rStyle w:val="NormalTextChar"/>
-          <w:highlight w:val="cyan"/>
         </w:rPr>
         <w:t xml:space="preserve"> included in the</w:t>
       </w:r>
       <w:r>
         <w:rPr>
           <w:rStyle w:val="NormalTextChar"/>
-          <w:highlight w:val="cyan"/>
         </w:rPr>
         <w:t xml:space="preserve"> will</w:t>
       </w:r>
@@ -1167,33 +1132,23 @@
         <w:pStyle w:val="ListNumberLevel1"/>
       </w:pPr>
       <w:r>
-        <w:rPr>
-          <w:highlight w:val="cyan"/>
-        </w:rPr>
+        <w:rPr/>
         <w:fldChar w:fldCharType="begin"/>
       </w:r>
       <w:r>
-        <w:rPr>
-          <w:highlight w:val="cyan"/>
-        </w:rPr>
+        <w:rPr/>
         <w:instrText xml:space="preserve"> MERGEFIELD  "*IF {TEL_fp_excluded} = \"Yes\" *"  \* MERGEFORMAT </w:instrText>
       </w:r>
       <w:r>
-        <w:rPr>
-          <w:highlight w:val="cyan"/>
-        </w:rPr>
+        <w:rPr/>
         <w:fldChar w:fldCharType="separate"/>
       </w:r>
       <w:r>
-        <w:rPr>
-          <w:highlight w:val="cyan"/>
-        </w:rPr>
+        <w:rPr/>
         <w:fldChar w:fldCharType="end"/>
       </w:r>
       <w:r>
-        <w:rPr>
-          <w:highlight w:val="cyan"/>
-        </w:rPr>
+        <w:rPr/>
         <w:t>#include if you are excluding foreign persons as beneficiaries of all TTs and are not using a FPE TT</w:t>
       </w:r>
       <w:r>
@@ -1223,9 +1178,7 @@
         <w:pStyle w:val="ListNumberLevel1"/>
       </w:pPr>
       <w:r>
-        <w:rPr>
-          <w:highlight w:val="cyan"/>
-        </w:rPr>
+        <w:rPr/>
         <w:t>#include if are using a FPE TT</w:t>
       </w:r>
       <w:r>
@@ -1273,15 +1226,11 @@
         <w:t xml:space="preserve"> </w:t>
       </w:r>
       <w:r>
-        <w:rPr>
-          <w:highlight w:val="cyan"/>
-        </w:rPr>
+        <w:rPr/>
         <w:t>#</w:t>
       </w:r>
       <w:r>
-        <w:rPr>
-          <w:highlight w:val="cyan"/>
-        </w:rPr>
+        <w:rPr/>
         <w:t>End</w:t>
       </w:r>
     </w:p>
@@ -1357,9 +1306,7 @@
         <w:t xml:space="preserve">in the administration of your estate </w:t>
       </w:r>
       <w:r>
-        <w:rPr>
-          <w:highlight w:val="cyan"/>
-        </w:rPr>
+        <w:rPr/>
         <w:t>#remove if no TT</w:t>
       </w:r>
       <w:r>
@@ -1375,9 +1322,7 @@
         <w:t xml:space="preserve"> </w:t>
       </w:r>
       <w:r>
-        <w:rPr>
-          <w:highlight w:val="cyan"/>
-        </w:rPr>
+        <w:rPr/>
         <w:t>#end</w:t>
       </w:r>
       <w:r>
@@ -1389,18 +1334,14 @@
         <w:pStyle w:val="ListNumberLevel1"/>
       </w:pPr>
       <w:r>
-        <w:rPr>
-          <w:highlight w:val="cyan"/>
-        </w:rPr>
+        <w:rPr/>
         <w:t>#if including charging clauses in financial attorney documents</w:t>
       </w:r>
       <w:r>
         <w:t xml:space="preserve"> Similar clauses have been included in your attorney documents. </w:t>
       </w:r>
       <w:r>
-        <w:rPr>
-          <w:highlight w:val="cyan"/>
-        </w:rPr>
+        <w:rPr/>
         <w:t>#end</w:t>
       </w:r>
     </w:p>
@@ -1586,9 +1527,7 @@
         <w:pStyle w:val="NormalText"/>
       </w:pPr>
       <w:r>
-        <w:rPr>
-          <w:highlight w:val="cyan"/>
-        </w:rPr>
+        <w:rPr/>
         <w:t>#Option 1 - if there are no trusts or companies</w:t>
       </w:r>
       <w:r>
@@ -1603,9 +1542,7 @@
         <w:t xml:space="preserve">We understand that you have no interest in any trusts or companies, including as a controller (trustee, principal/appointor/guardian etc), a beneficiary, a shareholder or director.  Please let us know if this is incorrect. </w:t>
       </w:r>
       <w:r>
-        <w:rPr>
-          <w:highlight w:val="cyan"/>
-        </w:rPr>
+        <w:rPr/>
         <w:t>#end option 1</w:t>
       </w:r>
     </w:p>
@@ -1614,9 +1551,7 @@
         <w:pStyle w:val="NormalText"/>
       </w:pPr>
       <w:r>
-        <w:rPr>
-          <w:highlight w:val="cyan"/>
-        </w:rPr>
+        <w:rPr/>
         <w:t>#Option 2 – If there are trusts or companies, but we have not been given sufficient documents to review the succession mechanisms</w:t>
       </w:r>
       <w:r>
@@ -1691,9 +1626,7 @@
         <w:t>the financial statements for each trust and company.</w:t>
       </w:r>
       <w:r>
-        <w:rPr>
-          <w:highlight w:val="cyan"/>
-        </w:rPr>
+        <w:rPr/>
         <w:t xml:space="preserve"> #end option 2</w:t>
       </w:r>
     </w:p>
@@ -1702,29 +1635,21 @@
         <w:pStyle w:val="NormalText0"/>
       </w:pPr>
       <w:r>
-        <w:rPr>
-          <w:highlight w:val="cyan"/>
-        </w:rPr>
+        <w:rPr/>
         <w:t>#Option 3 - if there is an inter</w:t>
       </w:r>
       <w:r>
-        <w:rPr>
-          <w:highlight w:val="cyan"/>
-        </w:rPr>
+        <w:rPr/>
         <w:t xml:space="preserve"> </w:t>
       </w:r>
       <w:proofErr w:type="spellStart"/>
       <w:r>
-        <w:rPr>
-          <w:highlight w:val="cyan"/>
-        </w:rPr>
+        <w:rPr/>
         <w:t>vivos</w:t>
       </w:r>
       <w:proofErr w:type="spellEnd"/>
       <w:r>
-        <w:rPr>
-          <w:highlight w:val="cyan"/>
-        </w:rPr>
+        <w:rPr/>
         <w:t xml:space="preserve"> trust and we have reviewed the terms of the deed. Reminder to review and amend based on results of trust deed review.  We recommend that you refer to the Family Trust Succession Pack and training which has guidance on how to plan for the succession of a discretionary trust and a detailed letter communicating the available recommendations.</w:t>
       </w:r>
     </w:p>
@@ -1736,18 +1661,14 @@
         <w:t xml:space="preserve">We have reviewed the trust deed for </w:t>
       </w:r>
       <w:r>
-        <w:rPr>
-          <w:highlight w:val="yellow"/>
-        </w:rPr>
+        <w:rPr/>
         <w:t xml:space="preserve">#insert trust name </w:t>
       </w:r>
       <w:r>
         <w:t xml:space="preserve">and refer to our separate letter outlining the results of our review and our recommendations. </w:t>
       </w:r>
       <w:r>
-        <w:rPr>
-          <w:highlight w:val="cyan"/>
-        </w:rPr>
+        <w:rPr/>
         <w:t>#end option 3</w:t>
       </w:r>
     </w:p>
@@ -1756,9 +1677,7 @@
         <w:pStyle w:val="NormalText"/>
       </w:pPr>
       <w:r>
-        <w:rPr>
-          <w:highlight w:val="cyan"/>
-        </w:rPr>
+        <w:rPr/>
         <w:t>#option 4 – if there are shares in companies held in individual names (i.e. not through a trust). Users should consider if a corporate power of attorney is appropriate. We recommend that you refer to the Entity Power of attorney Precedent Pack and training which has detailed guidance on this</w:t>
       </w:r>
       <w:r>
@@ -1838,9 +1757,7 @@
         <w:t>Please let us know if this does not achieve your estate planning objectives as additional steps may be required.</w:t>
       </w:r>
       <w:r>
-        <w:rPr>
-          <w:highlight w:val="cyan"/>
-        </w:rPr>
+        <w:rPr/>
         <w:t xml:space="preserve"> #end option 4</w:t>
       </w:r>
     </w:p>
@@ -1855,45 +1772,31 @@
     <w:p>
       <w:pPr>
         <w:pStyle w:val="NormalText"/>
-        <w:rPr>
-          <w:highlight w:val="cyan"/>
-        </w:rPr>
-      </w:pPr>
-      <w:r>
-        <w:rPr>
-          <w:highlight w:val="yellow"/>
-        </w:rPr>
+        <w:rPr/>
+      </w:pPr>
+      <w:r>
+        <w:rPr/>
         <w:lastRenderedPageBreak/>
         <w:t>#Review and</w:t>
       </w:r>
       <w:r>
-        <w:rPr>
-          <w:highlight w:val="yellow"/>
-        </w:rPr>
+        <w:rPr/>
         <w:t xml:space="preserve"> amend based on superannuation </w:t>
       </w:r>
       <w:r>
-        <w:rPr>
-          <w:highlight w:val="yellow"/>
-        </w:rPr>
+        <w:rPr/>
         <w:t>recommendations</w:t>
       </w:r>
       <w:r>
-        <w:rPr>
-          <w:highlight w:val="yellow"/>
-        </w:rPr>
+        <w:rPr/>
         <w:t>. If the client has a SMSF, then we recommend you refer to the BDBN Precedent Pack which has detailed guidance and suggested wording for BDBNs relating to SMSFs.  The below wording assumes the client has a retail/industry fund only.</w:t>
       </w:r>
       <w:r>
-        <w:rPr>
-          <w:highlight w:val="yellow"/>
-        </w:rPr>
+        <w:rPr/>
         <w:t xml:space="preserve">  The wording below assumes that the recommendation is to pass the super benefits to the LPR for distribution under the will.  Update it if you recommend a different nominat</w:t>
       </w:r>
       <w:r>
-        <w:rPr>
-          <w:highlight w:val="yellow"/>
-        </w:rPr>
+        <w:rPr/>
         <w:t>ed beneficiary.</w:t>
       </w:r>
     </w:p>
@@ -1945,9 +1848,7 @@
         <w:pStyle w:val="ListNumberLevel1"/>
       </w:pPr>
       <w:r>
-        <w:rPr>
-          <w:highlight w:val="cyan"/>
-        </w:rPr>
+        <w:rPr/>
         <w:t>#where will includes single TT:</w:t>
       </w:r>
       <w:r>
@@ -1987,21 +1888,15 @@
         <w:pStyle w:val="ListNumberLevel1"/>
       </w:pPr>
       <w:r>
-        <w:rPr>
-          <w:highlight w:val="cyan"/>
-        </w:rPr>
+        <w:rPr/>
         <w:t xml:space="preserve">#where will includes </w:t>
       </w:r>
       <w:r>
-        <w:rPr>
-          <w:highlight w:val="cyan"/>
-        </w:rPr>
+        <w:rPr/>
         <w:t>multiple</w:t>
       </w:r>
       <w:r>
-        <w:rPr>
-          <w:highlight w:val="cyan"/>
-        </w:rPr>
+        <w:rPr/>
         <w:t xml:space="preserve"> TTS:</w:t>
       </w:r>
       <w:r>
@@ -2030,9 +1925,7 @@
         <w:t xml:space="preserve">The superannuation proceeds trust is a type of testamentary trust where only the people who are tax death benefit dependants can benefit from the superannuation.  It is used to ensure that unnecessary tax is not paid on your superannuation and life insurance benefits. </w:t>
       </w:r>
       <w:r>
-        <w:rPr>
-          <w:highlight w:val="cyan"/>
-        </w:rPr>
+        <w:rPr/>
         <w:t>#end</w:t>
       </w:r>
     </w:p>
@@ -2041,9 +1934,7 @@
         <w:pStyle w:val="ListNumberLevel1"/>
       </w:pPr>
       <w:r>
-        <w:rPr>
-          <w:highlight w:val="cyan"/>
-        </w:rPr>
+        <w:rPr/>
         <w:t>#where you have reviewed or updated nominations for the clients and super fund is a public offer/retail/industry fund and nomination form does not require two witnesses</w:t>
       </w:r>
       <w:r>
@@ -2059,9 +1950,7 @@
         <w:t>While we are aware it has become industry practice for many superannuation funds to dispense with this requirement under a particular interpretation of that legislation, we cannot guarantee that your superannuation fund will be required to pay your superannuation benefits in accordance with your nominations or that the nominations will be valid at law.</w:t>
       </w:r>
       <w:r>
-        <w:rPr>
-          <w:highlight w:val="cyan"/>
-        </w:rPr>
+        <w:rPr/>
         <w:t xml:space="preserve"> #end </w:t>
       </w:r>
     </w:p>
@@ -2070,9 +1959,7 @@
         <w:pStyle w:val="ListNumberLevel1"/>
       </w:pPr>
       <w:r>
-        <w:rPr>
-          <w:highlight w:val="cyan"/>
-        </w:rPr>
+        <w:rPr/>
         <w:t>#If deed states that BDBNs lapse after a period of time</w:t>
       </w:r>
       <w:r>
@@ -2146,9 +2033,7 @@
         <w:t xml:space="preserve">intended beneficiaries do not receive your superannuation benefits. </w:t>
       </w:r>
       <w:r>
-        <w:rPr>
-          <w:highlight w:val="cyan"/>
-        </w:rPr>
+        <w:rPr/>
         <w:t xml:space="preserve"> </w:t>
       </w:r>
     </w:p>
@@ -2172,9 +2057,7 @@
         <w:t xml:space="preserve"> </w:t>
       </w:r>
       <w:r>
-        <w:rPr>
-          <w:highlight w:val="cyan"/>
-        </w:rPr>
+        <w:rPr/>
         <w:t>#end</w:t>
       </w:r>
     </w:p>
@@ -2205,9 +2088,7 @@
         <w:pStyle w:val="ListNumberLevel1"/>
       </w:pPr>
       <w:r>
-        <w:rPr>
-          <w:highlight w:val="cyan"/>
-        </w:rPr>
+        <w:rPr/>
         <w:t>#where you are NOT assisting with preparing or updating super nominations</w:t>
       </w:r>
       <w:r>
@@ -2232,18 +2113,14 @@
         <w:t>If you would like our assistance with preparing your BDBN, please let us know.  Our fixed price is $</w:t>
       </w:r>
       <w:r>
-        <w:rPr>
-          <w:highlight w:val="yellow"/>
-        </w:rPr>
+        <w:rPr/>
         <w:t>[insert]</w:t>
       </w:r>
       <w:r>
         <w:t xml:space="preserve">.  </w:t>
       </w:r>
       <w:r>
-        <w:rPr>
-          <w:highlight w:val="cyan"/>
-        </w:rPr>
+        <w:rPr/>
         <w:t>#end option</w:t>
       </w:r>
     </w:p>
